--- a/docs/Ответы_на_каверзные_вопросы_жюри_Ковалева_Алиса.docx
+++ b/docs/Ответы_на_каверзные_вопросы_жюри_Ковалева_Алиса.docx
@@ -818,145 +818,7 @@
           <w:color w:val="334155"/>
           <w:sz w:val="24"/>
         </w:rPr>
-        <w:t>Вопрос 12 (По надежности оптической маркировки ArUco):</w:t>
-      </w:r>
-    </w:p>
-    <w:p>
-      <w:pPr>
-        <w:spacing w:after="80"/>
-        <w:jc w:val="both"/>
-      </w:pPr>
-      <w:r>
-        <w:rPr>
-          <w:b/>
-        </w:rPr>
-        <w:t>Жюри:</w:t>
-      </w:r>
-      <w:r>
-        <w:t xml:space="preserve"> </w:t>
-      </w:r>
-      <w:r>
-        <w:rPr>
-          <w:i/>
-        </w:rPr>
-        <w:t>«Что произойдет, если маркер ArUco на кассете загрязнится субстратом, оторвется или не распознается камерой во время демонстрации на защите?»</w:t>
-      </w:r>
-    </w:p>
-    <w:p>
-      <w:pPr>
-        <w:spacing w:after="80"/>
-        <w:jc w:val="both"/>
-      </w:pPr>
-      <w:r>
-        <w:rPr>
-          <w:b/>
-        </w:rPr>
-        <w:t>Идеальный ответ Алисы:</w:t>
-      </w:r>
-    </w:p>
-    <w:p>
-      <w:pPr>
-        <w:spacing w:before="80" w:after="120"/>
-        <w:ind w:left="360"/>
-        <w:pBdr>
-          <w:left w:val="single" w:sz="24" w:space="12" w:color="00a499"/>
-        </w:pBdr>
-        <w:shd w:fill="f0fdfa"/>
-      </w:pPr>
-      <w:r>
-        <w:rPr>
-          <w:i/>
-          <w:color w:val="0F766E"/>
-          <w:sz w:val="21"/>
-        </w:rPr>
-        <w:t>«В программной архитектуре станции заложен принцип двойной надежности (fail-safe).</w:t>
-        <w:br/>
-        <w:t>Если оптический маркер по какой-то причине не распознан, система не блокирует работу и не выдает ошибку, а переходит в режим ручного выбора (fallback). Оператор прямо на экране замера в один клик выбирает нужную кассету из выпадающего списка. Это гарантирует 100% отказоустойчивость комплекса даже в непредвиденных полевых условиях или при публичной защите!»</w:t>
-      </w:r>
-    </w:p>
-    <w:p>
-      <w:pPr>
-        <w:keepNext/>
-        <w:spacing w:before="200" w:after="80"/>
-      </w:pPr>
-      <w:r>
-        <w:rPr>
-          <w:b/>
-          <w:color w:val="334155"/>
-          <w:sz w:val="24"/>
-        </w:rPr>
-        <w:t>Вопрос 13 (По биологической терминологии 2-го этапа):</w:t>
-      </w:r>
-    </w:p>
-    <w:p>
-      <w:pPr>
-        <w:spacing w:after="80"/>
-        <w:jc w:val="both"/>
-      </w:pPr>
-      <w:r>
-        <w:rPr>
-          <w:b/>
-        </w:rPr>
-        <w:t>Жюри:</w:t>
-      </w:r>
-      <w:r>
-        <w:t xml:space="preserve"> </w:t>
-      </w:r>
-      <w:r>
-        <w:rPr>
-          <w:i/>
-        </w:rPr>
-        <w:t>«Почему на втором этапе эксперимента вы назвали группы именно "Эталон", "Репарация" и "Критический стресс"?»</w:t>
-      </w:r>
-    </w:p>
-    <w:p>
-      <w:pPr>
-        <w:spacing w:after="80"/>
-        <w:jc w:val="both"/>
-      </w:pPr>
-      <w:r>
-        <w:rPr>
-          <w:b/>
-        </w:rPr>
-        <w:t>Идеальный ответ Алисы:</w:t>
-      </w:r>
-    </w:p>
-    <w:p>
-      <w:pPr>
-        <w:spacing w:before="80" w:after="120"/>
-        <w:ind w:left="360"/>
-        <w:pBdr>
-          <w:left w:val="single" w:sz="24" w:space="12" w:color="00a499"/>
-        </w:pBdr>
-        <w:shd w:fill="f0fdfa"/>
-      </w:pPr>
-      <w:r>
-        <w:rPr>
-          <w:i/>
-          <w:color w:val="0F766E"/>
-          <w:sz w:val="21"/>
-        </w:rPr>
-        <w:t>«Это строгие термины физиологии стресса растений:</w:t>
-        <w:br/>
-        <w:t>1. "Эталон (Оптимум)" — параллельная контрольная группа постоянного полива, исключающая влияние колебаний влажности и температуры в лаборатории.</w:t>
-        <w:br/>
-        <w:t>2. "Репарация (~40 ч)" — восстановление физиологических функций растений при поливе в пределах "окна спасения". Устьица открываются за 2–3 часа, восстанавливается транспирация, а коэффициент репарации биомассы достигает $\kappa_{\text{rec}} = 98.2\%$.</w:t>
-        <w:br/>
-        <w:t>3. "Критический стресс (~72 ч)" — преодоление точки невозврата. Растения поливаются после наступления видимого увядания; из-за необратимого плазмолиза клеток и разрушения тилакоидов хлоропластов восстанавливается лишь $\kappa_{\text{rec}} = 54.1\%$, а потеря урожая превышает 45%.»</w:t>
-      </w:r>
-    </w:p>
-    <w:p>
-      <w:pPr>
-        <w:keepNext/>
-        <w:spacing w:before="200" w:after="80"/>
-      </w:pPr>
-      <w:r>
-        <w:rPr>
-          <w:b/>
-          <w:color w:val="334155"/>
-          <w:sz w:val="24"/>
-        </w:rPr>
-        <w:t>Вопрос 14 (Если жюри задает вопрос, на который Алиса не знает ответ):</w:t>
+        <w:t>Вопрос 12 (Если жюри задает вопрос, на который Алиса не знает ответ):</w:t>
       </w:r>
     </w:p>
     <w:p>
@@ -1008,6 +870,73 @@
           <w:sz w:val="21"/>
         </w:rPr>
         <w:t>«В рамках данной работы PAM-флуориметрию мы не проводили, так как это требует импульсных лазеров наносекундного диапазона и специализированных фотоумножителей, что сильно удорожило бы прибор. Но это великолепное направление для развития нашего комплекса на 11 класс! Мы обязательно изучим возможность интеграции флуоресцентного канала. Спасибо за ценную идею!»</w:t>
+      </w:r>
+    </w:p>
+    <w:p>
+      <w:pPr>
+        <w:keepNext/>
+        <w:spacing w:before="200" w:after="80"/>
+      </w:pPr>
+      <w:r>
+        <w:rPr>
+          <w:b/>
+          <w:color w:val="334155"/>
+          <w:sz w:val="24"/>
+        </w:rPr>
+        <w:t>Вопрос 13 (По синхронности 5 когорт и изоляции солей):</w:t>
+      </w:r>
+    </w:p>
+    <w:p>
+      <w:pPr>
+        <w:spacing w:after="80"/>
+        <w:jc w:val="both"/>
+      </w:pPr>
+      <w:r>
+        <w:rPr>
+          <w:b/>
+        </w:rPr>
+        <w:t>Жюри:</w:t>
+      </w:r>
+      <w:r>
+        <w:t xml:space="preserve"> </w:t>
+      </w:r>
+      <w:r>
+        <w:rPr>
+          <w:i/>
+        </w:rPr>
+        <w:t>«Почему вы выделили именно 5 когорт и почему кассета с солью стоит в отдельном лотке?»</w:t>
+      </w:r>
+    </w:p>
+    <w:p>
+      <w:pPr>
+        <w:spacing w:after="80"/>
+        <w:jc w:val="both"/>
+      </w:pPr>
+      <w:r>
+        <w:rPr>
+          <w:b/>
+        </w:rPr>
+        <w:t>Идеальный ответ Алисы:</w:t>
+      </w:r>
+    </w:p>
+    <w:p>
+      <w:pPr>
+        <w:spacing w:before="80" w:after="120"/>
+        <w:ind w:left="360"/>
+        <w:pBdr>
+          <w:left w:val="single" w:sz="24" w:space="12" w:color="00a499"/>
+        </w:pBdr>
+        <w:shd w:fill="f0fdfa"/>
+      </w:pPr>
+      <w:r>
+        <w:rPr>
+          <w:i/>
+          <w:color w:val="0F766E"/>
+          <w:sz w:val="21"/>
+        </w:rPr>
+        <w:t>«Чтобы исключить любые возрастные и микроклиматические погрешности, все 5 когорт (45 растений) высажены строго синхронно в один день: Контроль, Засоление, Спасение по прибору, Спасение по глазам и Терминальная засуха. Шестая кассета, посаженная раньше, выделена как калибровочный стенд №0 для юстировки оптики и OCR.</w:t>
+        <w:br/>
+        <w:t>А отдельный изолированный поддон под кассету с солью — это жесткое биофизическое требование: если бы все кассеты стояли в общем дренажном лотке, раствор 150 мМ NaCl через нижние отверстия смешался бы с дренажом и засолил контрольные и засушливые растения. Индивидуальный гидробарьер гарантирует абсолютную чистоту биологического эксперимента!»</w:t>
       </w:r>
     </w:p>
     <w:sectPr>

--- a/docs/Ответы_на_каверзные_вопросы_жюри_Ковалева_Алиса.docx
+++ b/docs/Ответы_на_каверзные_вопросы_жюри_Ковалева_Алиса.docx
@@ -934,7 +934,7 @@
           <w:color w:val="0F766E"/>
           <w:sz w:val="21"/>
         </w:rPr>
-        <w:t>«Чтобы исключить любые возрастные и микроклиматические погрешности, все 5 когорт (45 растений) высажены строго синхронно в один день: Контроль, Засоление, Спасение по прибору, Спасение по глазам и Терминальная засуха. Шестая кассета, посаженная раньше, выделена как калибровочный стенд №0 для юстировки оптики и OCR.</w:t>
+        <w:t>«Чтобы исключить любые возрастные и микроклиматические погрешности, все 5 когорт (45 растений) высажены строго синхронно в один день: Контроль, Засоление, Превентивная регидратация, Традиционный визуальный контроль и Терминальная засуха. Шестая кассета, посаженная раньше, выделена как калибровочный стенд №0 для юстировки оптики и OCR.</w:t>
         <w:br/>
         <w:t>А отдельный изолированный поддон под кассету с солью — это жесткое биофизическое требование: если бы все кассеты стояли в общем дренажном лотке, раствор 150 мМ NaCl через нижние отверстия смешался бы с дренажом и засолил контрольные и засушливые растения. Индивидуальный гидробарьер гарантирует абсолютную чистоту биологического эксперимента!»</w:t>
       </w:r>
